--- a/deliverables/ArborMind_CRM_Requirements.docx
+++ b/deliverables/ArborMind_CRM_Requirements.docx
@@ -1429,7 +1429,7 @@
                 <w:sz w:val="19"/>
                 <w:szCs w:val="19"/>
               </w:rPr>
-              <w:t xml:space="preserve">Products</w:t>
+              <w:t xml:space="preserve">Products &amp; Pricing</w:t>
             </w:r>
           </w:p>
         </w:tc>
@@ -1462,7 +1462,7 @@
                 <w:sz w:val="19"/>
                 <w:szCs w:val="19"/>
               </w:rPr>
-              <w:t xml:space="preserve">Catalogue of goods and services</w:t>
+              <w:t xml:space="preserve">Catalogue of goods and services with Price Books and Price Book Entries</w:t>
             </w:r>
           </w:p>
         </w:tc>
@@ -7697,40 +7697,40 @@
                 <w:sz w:val="19"/>
                 <w:szCs w:val="19"/>
               </w:rPr>
-              <w:t xml:space="preserve">High-value deals or deep discounts shall trigger the approval workflow.</w:t>
-            </w:r>
-          </w:p>
-        </w:tc>
-        <w:tc>
-          <w:tcPr>
-            <w:tcW w:type="pct" w:w="12%"/>
-            <w:tcBorders>
-              <w:top w:val="single" w:color="D8E0D8" w:sz="4"/>
-              <w:left w:val="single" w:color="D8E0D8" w:sz="4"/>
-              <w:bottom w:val="single" w:color="D8E0D8" w:sz="4"/>
-              <w:right w:val="single" w:color="D8E0D8" w:sz="4"/>
-            </w:tcBorders>
-            <w:shd w:fill="FFFFFF" w:color="auto" w:val="clear"/>
-            <w:tcMar>
-              <w:top w:type="dxa" w:w="60"/>
-              <w:left w:type="dxa" w:w="90"/>
-              <w:bottom w:type="dxa" w:w="60"/>
-              <w:right w:type="dxa" w:w="90"/>
-            </w:tcMar>
-          </w:tcPr>
-          <w:p>
-            <w:pPr>
-              <w:spacing w:after="20"/>
-            </w:pPr>
-            <w:r>
-              <w:rPr>
-                <w:b w:val="false"/>
-                <w:bCs w:val="false"/>
-                <w:color w:val="1F2933"/>
-                <w:sz w:val="19"/>
-                <w:szCs w:val="19"/>
-              </w:rPr>
-              <w:t xml:space="preserve">Should</w:t>
+              <w:t xml:space="preserve">Users shall select a price book for an opportunity; line-item prices shall default from the chosen book's entries, with manual override allowed.</w:t>
+            </w:r>
+          </w:p>
+        </w:tc>
+        <w:tc>
+          <w:tcPr>
+            <w:tcW w:type="pct" w:w="12%"/>
+            <w:tcBorders>
+              <w:top w:val="single" w:color="D8E0D8" w:sz="4"/>
+              <w:left w:val="single" w:color="D8E0D8" w:sz="4"/>
+              <w:bottom w:val="single" w:color="D8E0D8" w:sz="4"/>
+              <w:right w:val="single" w:color="D8E0D8" w:sz="4"/>
+            </w:tcBorders>
+            <w:shd w:fill="FFFFFF" w:color="auto" w:val="clear"/>
+            <w:tcMar>
+              <w:top w:type="dxa" w:w="60"/>
+              <w:left w:type="dxa" w:w="90"/>
+              <w:bottom w:type="dxa" w:w="60"/>
+              <w:right w:type="dxa" w:w="90"/>
+            </w:tcMar>
+          </w:tcPr>
+          <w:p>
+            <w:pPr>
+              <w:spacing w:after="20"/>
+            </w:pPr>
+            <w:r>
+              <w:rPr>
+                <w:b w:val="false"/>
+                <w:bCs w:val="false"/>
+                <w:color w:val="1F2933"/>
+                <w:sz w:val="19"/>
+                <w:szCs w:val="19"/>
+              </w:rPr>
+              <w:t xml:space="preserve">Must</w:t>
             </w:r>
           </w:p>
         </w:tc>
@@ -7798,6 +7798,107 @@
                 <w:sz w:val="19"/>
                 <w:szCs w:val="19"/>
               </w:rPr>
+              <w:t xml:space="preserve">High-value deals or deep discounts shall trigger the approval workflow.</w:t>
+            </w:r>
+          </w:p>
+        </w:tc>
+        <w:tc>
+          <w:tcPr>
+            <w:tcW w:type="pct" w:w="12%"/>
+            <w:tcBorders>
+              <w:top w:val="single" w:color="D8E0D8" w:sz="4"/>
+              <w:left w:val="single" w:color="D8E0D8" w:sz="4"/>
+              <w:bottom w:val="single" w:color="D8E0D8" w:sz="4"/>
+              <w:right w:val="single" w:color="D8E0D8" w:sz="4"/>
+            </w:tcBorders>
+            <w:shd w:fill="F4F8F4" w:color="auto" w:val="clear"/>
+            <w:tcMar>
+              <w:top w:type="dxa" w:w="60"/>
+              <w:left w:type="dxa" w:w="90"/>
+              <w:bottom w:type="dxa" w:w="60"/>
+              <w:right w:type="dxa" w:w="90"/>
+            </w:tcMar>
+          </w:tcPr>
+          <w:p>
+            <w:pPr>
+              <w:spacing w:after="20"/>
+            </w:pPr>
+            <w:r>
+              <w:rPr>
+                <w:b w:val="false"/>
+                <w:bCs w:val="false"/>
+                <w:color w:val="1F2933"/>
+                <w:sz w:val="19"/>
+                <w:szCs w:val="19"/>
+              </w:rPr>
+              <w:t xml:space="preserve">Should</w:t>
+            </w:r>
+          </w:p>
+        </w:tc>
+      </w:tr>
+      <w:tr>
+        <w:tc>
+          <w:tcPr>
+            <w:tcW w:type="pct" w:w="12%"/>
+            <w:tcBorders>
+              <w:top w:val="single" w:color="D8E0D8" w:sz="4"/>
+              <w:left w:val="single" w:color="D8E0D8" w:sz="4"/>
+              <w:bottom w:val="single" w:color="D8E0D8" w:sz="4"/>
+              <w:right w:val="single" w:color="D8E0D8" w:sz="4"/>
+            </w:tcBorders>
+            <w:shd w:fill="FFFFFF" w:color="auto" w:val="clear"/>
+            <w:tcMar>
+              <w:top w:type="dxa" w:w="60"/>
+              <w:left w:type="dxa" w:w="90"/>
+              <w:bottom w:type="dxa" w:w="60"/>
+              <w:right w:type="dxa" w:w="90"/>
+            </w:tcMar>
+          </w:tcPr>
+          <w:p>
+            <w:pPr>
+              <w:spacing w:after="20"/>
+            </w:pPr>
+            <w:r>
+              <w:rPr>
+                <w:b w:val="false"/>
+                <w:bCs w:val="false"/>
+                <w:color w:val="1F2933"/>
+                <w:sz w:val="19"/>
+                <w:szCs w:val="19"/>
+              </w:rPr>
+              <w:t xml:space="preserve">OPP-07</w:t>
+            </w:r>
+          </w:p>
+        </w:tc>
+        <w:tc>
+          <w:tcPr>
+            <w:tcW w:type="pct" w:w="76%"/>
+            <w:tcBorders>
+              <w:top w:val="single" w:color="D8E0D8" w:sz="4"/>
+              <w:left w:val="single" w:color="D8E0D8" w:sz="4"/>
+              <w:bottom w:val="single" w:color="D8E0D8" w:sz="4"/>
+              <w:right w:val="single" w:color="D8E0D8" w:sz="4"/>
+            </w:tcBorders>
+            <w:shd w:fill="FFFFFF" w:color="auto" w:val="clear"/>
+            <w:tcMar>
+              <w:top w:type="dxa" w:w="60"/>
+              <w:left w:type="dxa" w:w="90"/>
+              <w:bottom w:type="dxa" w:w="60"/>
+              <w:right w:type="dxa" w:w="90"/>
+            </w:tcMar>
+          </w:tcPr>
+          <w:p>
+            <w:pPr>
+              <w:spacing w:after="20"/>
+            </w:pPr>
+            <w:r>
+              <w:rPr>
+                <w:b w:val="false"/>
+                <w:bCs w:val="false"/>
+                <w:color w:val="1F2933"/>
+                <w:sz w:val="19"/>
+                <w:szCs w:val="19"/>
+              </w:rPr>
               <w:t xml:space="preserve">Users shall generate a quote from an opportunity.</w:t>
             </w:r>
           </w:p>
@@ -7811,7 +7912,7 @@
               <w:bottom w:val="single" w:color="D8E0D8" w:sz="4"/>
               <w:right w:val="single" w:color="D8E0D8" w:sz="4"/>
             </w:tcBorders>
-            <w:shd w:fill="F4F8F4" w:color="auto" w:val="clear"/>
+            <w:shd w:fill="FFFFFF" w:color="auto" w:val="clear"/>
             <w:tcMar>
               <w:top w:type="dxa" w:w="60"/>
               <w:left w:type="dxa" w:w="90"/>
@@ -7877,7 +7978,7 @@
           <w:sz w:val="26"/>
           <w:szCs w:val="26"/>
         </w:rPr>
-        <w:t xml:space="preserve">4.6 Products</w:t>
+        <w:t xml:space="preserve">4.6 Products &amp; Pricing</w:t>
       </w:r>
     </w:p>
     <w:p>
@@ -7889,7 +7990,101 @@
           <w:sz w:val="21"/>
           <w:szCs w:val="21"/>
         </w:rPr>
-        <w:t xml:space="preserve">A central catalogue of goods and services used in opportunity and quote line items.</w:t>
+        <w:t xml:space="preserve">A central catalogue of goods and services used in opportunity and quote line items, together with a Salesforce-style pricing model built on Price Books and Price Book Entries. Each product carries a Standard Price and may be listed in one or more price books at book-specific list prices.</w:t>
+      </w:r>
+    </w:p>
+    <w:p>
+      <w:pPr>
+        <w:pStyle w:val="Heading3"/>
+        <w:spacing w:before="180" w:after="80"/>
+      </w:pPr>
+      <w:r>
+        <w:rPr>
+          <w:b/>
+          <w:bCs/>
+          <w:color w:val="33414F"/>
+          <w:sz w:val="23"/>
+          <w:szCs w:val="23"/>
+        </w:rPr>
+        <w:t xml:space="preserve">Key Concepts</w:t>
+      </w:r>
+    </w:p>
+    <w:p>
+      <w:pPr>
+        <w:pStyle w:val="ListParagraph"/>
+        <w:numPr>
+          <w:ilvl w:val="0"/>
+          <w:numId w:val="2"/>
+        </w:numPr>
+        <w:spacing w:after="40" w:line="264"/>
+      </w:pPr>
+      <w:r>
+        <w:rPr>
+          <w:b/>
+          <w:bCs/>
+          <w:sz w:val="21"/>
+          <w:szCs w:val="21"/>
+        </w:rPr>
+        <w:t xml:space="preserve">Product: </w:t>
+      </w:r>
+      <w:r>
+        <w:rPr>
+          <w:sz w:val="21"/>
+          <w:szCs w:val="21"/>
+        </w:rPr>
+        <w:t xml:space="preserve">a catalogue item with name, code, description, category, currency, active flag and a Standard Price.</w:t>
+      </w:r>
+    </w:p>
+    <w:p>
+      <w:pPr>
+        <w:pStyle w:val="ListParagraph"/>
+        <w:numPr>
+          <w:ilvl w:val="0"/>
+          <w:numId w:val="2"/>
+        </w:numPr>
+        <w:spacing w:after="40" w:line="264"/>
+      </w:pPr>
+      <w:r>
+        <w:rPr>
+          <w:b/>
+          <w:bCs/>
+          <w:sz w:val="21"/>
+          <w:szCs w:val="21"/>
+        </w:rPr>
+        <w:t xml:space="preserve">Price Book: </w:t>
+      </w:r>
+      <w:r>
+        <w:rPr>
+          <w:sz w:val="21"/>
+          <w:szCs w:val="21"/>
+        </w:rPr>
+        <w:t xml:space="preserve">a named collection of prices. Exactly one non-deletable Standard Price Book exists; additional custom price books (e.g. by region or segment) may be created.</w:t>
+      </w:r>
+    </w:p>
+    <w:p>
+      <w:pPr>
+        <w:pStyle w:val="ListParagraph"/>
+        <w:numPr>
+          <w:ilvl w:val="0"/>
+          <w:numId w:val="2"/>
+        </w:numPr>
+        <w:spacing w:after="40" w:line="264"/>
+      </w:pPr>
+      <w:r>
+        <w:rPr>
+          <w:b/>
+          <w:bCs/>
+          <w:sz w:val="21"/>
+          <w:szCs w:val="21"/>
+        </w:rPr>
+        <w:t xml:space="preserve">Price Book Entry: </w:t>
+      </w:r>
+      <w:r>
+        <w:rPr>
+          <w:sz w:val="21"/>
+          <w:szCs w:val="21"/>
+        </w:rPr>
+        <w:t xml:space="preserve">the list price of a specific product within a specific price book; at most one entry per product per book.</w:t>
       </w:r>
     </w:p>
     <w:p>
@@ -8193,7 +8388,7 @@
                 <w:sz w:val="19"/>
                 <w:szCs w:val="19"/>
               </w:rPr>
-              <w:t xml:space="preserve">Each product shall hold a name, description, category and base price.</w:t>
+              <w:t xml:space="preserve">Each product shall hold a name, code, description, category, currency and a Standard Price.</w:t>
             </w:r>
           </w:p>
         </w:tc>
@@ -8295,6 +8490,814 @@
                 <w:szCs w:val="19"/>
               </w:rPr>
               <w:t xml:space="preserve">Products shall be selectable when adding line items to opportunities and quotes.</w:t>
+            </w:r>
+          </w:p>
+        </w:tc>
+        <w:tc>
+          <w:tcPr>
+            <w:tcW w:type="pct" w:w="12%"/>
+            <w:tcBorders>
+              <w:top w:val="single" w:color="D8E0D8" w:sz="4"/>
+              <w:left w:val="single" w:color="D8E0D8" w:sz="4"/>
+              <w:bottom w:val="single" w:color="D8E0D8" w:sz="4"/>
+              <w:right w:val="single" w:color="D8E0D8" w:sz="4"/>
+            </w:tcBorders>
+            <w:shd w:fill="FFFFFF" w:color="auto" w:val="clear"/>
+            <w:tcMar>
+              <w:top w:type="dxa" w:w="60"/>
+              <w:left w:type="dxa" w:w="90"/>
+              <w:bottom w:type="dxa" w:w="60"/>
+              <w:right w:type="dxa" w:w="90"/>
+            </w:tcMar>
+          </w:tcPr>
+          <w:p>
+            <w:pPr>
+              <w:spacing w:after="20"/>
+            </w:pPr>
+            <w:r>
+              <w:rPr>
+                <w:b w:val="false"/>
+                <w:bCs w:val="false"/>
+                <w:color w:val="1F2933"/>
+                <w:sz w:val="19"/>
+                <w:szCs w:val="19"/>
+              </w:rPr>
+              <w:t xml:space="preserve">Must</w:t>
+            </w:r>
+          </w:p>
+        </w:tc>
+      </w:tr>
+      <w:tr>
+        <w:tc>
+          <w:tcPr>
+            <w:tcW w:type="pct" w:w="12%"/>
+            <w:tcBorders>
+              <w:top w:val="single" w:color="D8E0D8" w:sz="4"/>
+              <w:left w:val="single" w:color="D8E0D8" w:sz="4"/>
+              <w:bottom w:val="single" w:color="D8E0D8" w:sz="4"/>
+              <w:right w:val="single" w:color="D8E0D8" w:sz="4"/>
+            </w:tcBorders>
+            <w:shd w:fill="F4F8F4" w:color="auto" w:val="clear"/>
+            <w:tcMar>
+              <w:top w:type="dxa" w:w="60"/>
+              <w:left w:type="dxa" w:w="90"/>
+              <w:bottom w:type="dxa" w:w="60"/>
+              <w:right w:type="dxa" w:w="90"/>
+            </w:tcMar>
+          </w:tcPr>
+          <w:p>
+            <w:pPr>
+              <w:spacing w:after="20"/>
+            </w:pPr>
+            <w:r>
+              <w:rPr>
+                <w:b w:val="false"/>
+                <w:bCs w:val="false"/>
+                <w:color w:val="1F2933"/>
+                <w:sz w:val="19"/>
+                <w:szCs w:val="19"/>
+              </w:rPr>
+              <w:t xml:space="preserve">PROD-04</w:t>
+            </w:r>
+          </w:p>
+        </w:tc>
+        <w:tc>
+          <w:tcPr>
+            <w:tcW w:type="pct" w:w="76%"/>
+            <w:tcBorders>
+              <w:top w:val="single" w:color="D8E0D8" w:sz="4"/>
+              <w:left w:val="single" w:color="D8E0D8" w:sz="4"/>
+              <w:bottom w:val="single" w:color="D8E0D8" w:sz="4"/>
+              <w:right w:val="single" w:color="D8E0D8" w:sz="4"/>
+            </w:tcBorders>
+            <w:shd w:fill="F4F8F4" w:color="auto" w:val="clear"/>
+            <w:tcMar>
+              <w:top w:type="dxa" w:w="60"/>
+              <w:left w:type="dxa" w:w="90"/>
+              <w:bottom w:type="dxa" w:w="60"/>
+              <w:right w:type="dxa" w:w="90"/>
+            </w:tcMar>
+          </w:tcPr>
+          <w:p>
+            <w:pPr>
+              <w:spacing w:after="20"/>
+            </w:pPr>
+            <w:r>
+              <w:rPr>
+                <w:b w:val="false"/>
+                <w:bCs w:val="false"/>
+                <w:color w:val="1F2933"/>
+                <w:sz w:val="19"/>
+                <w:szCs w:val="19"/>
+              </w:rPr>
+              <w:t xml:space="preserve">The Products list shall display each product's Standard Price.</w:t>
+            </w:r>
+          </w:p>
+        </w:tc>
+        <w:tc>
+          <w:tcPr>
+            <w:tcW w:type="pct" w:w="12%"/>
+            <w:tcBorders>
+              <w:top w:val="single" w:color="D8E0D8" w:sz="4"/>
+              <w:left w:val="single" w:color="D8E0D8" w:sz="4"/>
+              <w:bottom w:val="single" w:color="D8E0D8" w:sz="4"/>
+              <w:right w:val="single" w:color="D8E0D8" w:sz="4"/>
+            </w:tcBorders>
+            <w:shd w:fill="F4F8F4" w:color="auto" w:val="clear"/>
+            <w:tcMar>
+              <w:top w:type="dxa" w:w="60"/>
+              <w:left w:type="dxa" w:w="90"/>
+              <w:bottom w:type="dxa" w:w="60"/>
+              <w:right w:type="dxa" w:w="90"/>
+            </w:tcMar>
+          </w:tcPr>
+          <w:p>
+            <w:pPr>
+              <w:spacing w:after="20"/>
+            </w:pPr>
+            <w:r>
+              <w:rPr>
+                <w:b w:val="false"/>
+                <w:bCs w:val="false"/>
+                <w:color w:val="1F2933"/>
+                <w:sz w:val="19"/>
+                <w:szCs w:val="19"/>
+              </w:rPr>
+              <w:t xml:space="preserve">Must</w:t>
+            </w:r>
+          </w:p>
+        </w:tc>
+      </w:tr>
+      <w:tr>
+        <w:tc>
+          <w:tcPr>
+            <w:tcW w:type="pct" w:w="12%"/>
+            <w:tcBorders>
+              <w:top w:val="single" w:color="D8E0D8" w:sz="4"/>
+              <w:left w:val="single" w:color="D8E0D8" w:sz="4"/>
+              <w:bottom w:val="single" w:color="D8E0D8" w:sz="4"/>
+              <w:right w:val="single" w:color="D8E0D8" w:sz="4"/>
+            </w:tcBorders>
+            <w:shd w:fill="FFFFFF" w:color="auto" w:val="clear"/>
+            <w:tcMar>
+              <w:top w:type="dxa" w:w="60"/>
+              <w:left w:type="dxa" w:w="90"/>
+              <w:bottom w:type="dxa" w:w="60"/>
+              <w:right w:type="dxa" w:w="90"/>
+            </w:tcMar>
+          </w:tcPr>
+          <w:p>
+            <w:pPr>
+              <w:spacing w:after="20"/>
+            </w:pPr>
+            <w:r>
+              <w:rPr>
+                <w:b w:val="false"/>
+                <w:bCs w:val="false"/>
+                <w:color w:val="1F2933"/>
+                <w:sz w:val="19"/>
+                <w:szCs w:val="19"/>
+              </w:rPr>
+              <w:t xml:space="preserve">PROD-05</w:t>
+            </w:r>
+          </w:p>
+        </w:tc>
+        <w:tc>
+          <w:tcPr>
+            <w:tcW w:type="pct" w:w="76%"/>
+            <w:tcBorders>
+              <w:top w:val="single" w:color="D8E0D8" w:sz="4"/>
+              <w:left w:val="single" w:color="D8E0D8" w:sz="4"/>
+              <w:bottom w:val="single" w:color="D8E0D8" w:sz="4"/>
+              <w:right w:val="single" w:color="D8E0D8" w:sz="4"/>
+            </w:tcBorders>
+            <w:shd w:fill="FFFFFF" w:color="auto" w:val="clear"/>
+            <w:tcMar>
+              <w:top w:type="dxa" w:w="60"/>
+              <w:left w:type="dxa" w:w="90"/>
+              <w:bottom w:type="dxa" w:w="60"/>
+              <w:right w:type="dxa" w:w="90"/>
+            </w:tcMar>
+          </w:tcPr>
+          <w:p>
+            <w:pPr>
+              <w:spacing w:after="20"/>
+            </w:pPr>
+            <w:r>
+              <w:rPr>
+                <w:b w:val="false"/>
+                <w:bCs w:val="false"/>
+                <w:color w:val="1F2933"/>
+                <w:sz w:val="19"/>
+                <w:szCs w:val="19"/>
+              </w:rPr>
+              <w:t xml:space="preserve">Users shall manage a product's price book entries across all price books from the product (add to a book, edit list price, remove).</w:t>
+            </w:r>
+          </w:p>
+        </w:tc>
+        <w:tc>
+          <w:tcPr>
+            <w:tcW w:type="pct" w:w="12%"/>
+            <w:tcBorders>
+              <w:top w:val="single" w:color="D8E0D8" w:sz="4"/>
+              <w:left w:val="single" w:color="D8E0D8" w:sz="4"/>
+              <w:bottom w:val="single" w:color="D8E0D8" w:sz="4"/>
+              <w:right w:val="single" w:color="D8E0D8" w:sz="4"/>
+            </w:tcBorders>
+            <w:shd w:fill="FFFFFF" w:color="auto" w:val="clear"/>
+            <w:tcMar>
+              <w:top w:type="dxa" w:w="60"/>
+              <w:left w:type="dxa" w:w="90"/>
+              <w:bottom w:type="dxa" w:w="60"/>
+              <w:right w:type="dxa" w:w="90"/>
+            </w:tcMar>
+          </w:tcPr>
+          <w:p>
+            <w:pPr>
+              <w:spacing w:after="20"/>
+            </w:pPr>
+            <w:r>
+              <w:rPr>
+                <w:b w:val="false"/>
+                <w:bCs w:val="false"/>
+                <w:color w:val="1F2933"/>
+                <w:sz w:val="19"/>
+                <w:szCs w:val="19"/>
+              </w:rPr>
+              <w:t xml:space="preserve">Must</w:t>
+            </w:r>
+          </w:p>
+        </w:tc>
+      </w:tr>
+      <w:tr>
+        <w:tc>
+          <w:tcPr>
+            <w:tcW w:type="pct" w:w="12%"/>
+            <w:tcBorders>
+              <w:top w:val="single" w:color="D8E0D8" w:sz="4"/>
+              <w:left w:val="single" w:color="D8E0D8" w:sz="4"/>
+              <w:bottom w:val="single" w:color="D8E0D8" w:sz="4"/>
+              <w:right w:val="single" w:color="D8E0D8" w:sz="4"/>
+            </w:tcBorders>
+            <w:shd w:fill="F4F8F4" w:color="auto" w:val="clear"/>
+            <w:tcMar>
+              <w:top w:type="dxa" w:w="60"/>
+              <w:left w:type="dxa" w:w="90"/>
+              <w:bottom w:type="dxa" w:w="60"/>
+              <w:right w:type="dxa" w:w="90"/>
+            </w:tcMar>
+          </w:tcPr>
+          <w:p>
+            <w:pPr>
+              <w:spacing w:after="20"/>
+            </w:pPr>
+            <w:r>
+              <w:rPr>
+                <w:b w:val="false"/>
+                <w:bCs w:val="false"/>
+                <w:color w:val="1F2933"/>
+                <w:sz w:val="19"/>
+                <w:szCs w:val="19"/>
+              </w:rPr>
+              <w:t xml:space="preserve">PBK-01</w:t>
+            </w:r>
+          </w:p>
+        </w:tc>
+        <w:tc>
+          <w:tcPr>
+            <w:tcW w:type="pct" w:w="76%"/>
+            <w:tcBorders>
+              <w:top w:val="single" w:color="D8E0D8" w:sz="4"/>
+              <w:left w:val="single" w:color="D8E0D8" w:sz="4"/>
+              <w:bottom w:val="single" w:color="D8E0D8" w:sz="4"/>
+              <w:right w:val="single" w:color="D8E0D8" w:sz="4"/>
+            </w:tcBorders>
+            <w:shd w:fill="F4F8F4" w:color="auto" w:val="clear"/>
+            <w:tcMar>
+              <w:top w:type="dxa" w:w="60"/>
+              <w:left w:type="dxa" w:w="90"/>
+              <w:bottom w:type="dxa" w:w="60"/>
+              <w:right w:type="dxa" w:w="90"/>
+            </w:tcMar>
+          </w:tcPr>
+          <w:p>
+            <w:pPr>
+              <w:spacing w:after="20"/>
+            </w:pPr>
+            <w:r>
+              <w:rPr>
+                <w:b w:val="false"/>
+                <w:bCs w:val="false"/>
+                <w:color w:val="1F2933"/>
+                <w:sz w:val="19"/>
+                <w:szCs w:val="19"/>
+              </w:rPr>
+              <w:t xml:space="preserve">The system shall provide and maintain exactly one Standard Price Book, which cannot be deleted.</w:t>
+            </w:r>
+          </w:p>
+        </w:tc>
+        <w:tc>
+          <w:tcPr>
+            <w:tcW w:type="pct" w:w="12%"/>
+            <w:tcBorders>
+              <w:top w:val="single" w:color="D8E0D8" w:sz="4"/>
+              <w:left w:val="single" w:color="D8E0D8" w:sz="4"/>
+              <w:bottom w:val="single" w:color="D8E0D8" w:sz="4"/>
+              <w:right w:val="single" w:color="D8E0D8" w:sz="4"/>
+            </w:tcBorders>
+            <w:shd w:fill="F4F8F4" w:color="auto" w:val="clear"/>
+            <w:tcMar>
+              <w:top w:type="dxa" w:w="60"/>
+              <w:left w:type="dxa" w:w="90"/>
+              <w:bottom w:type="dxa" w:w="60"/>
+              <w:right w:type="dxa" w:w="90"/>
+            </w:tcMar>
+          </w:tcPr>
+          <w:p>
+            <w:pPr>
+              <w:spacing w:after="20"/>
+            </w:pPr>
+            <w:r>
+              <w:rPr>
+                <w:b w:val="false"/>
+                <w:bCs w:val="false"/>
+                <w:color w:val="1F2933"/>
+                <w:sz w:val="19"/>
+                <w:szCs w:val="19"/>
+              </w:rPr>
+              <w:t xml:space="preserve">Must</w:t>
+            </w:r>
+          </w:p>
+        </w:tc>
+      </w:tr>
+      <w:tr>
+        <w:tc>
+          <w:tcPr>
+            <w:tcW w:type="pct" w:w="12%"/>
+            <w:tcBorders>
+              <w:top w:val="single" w:color="D8E0D8" w:sz="4"/>
+              <w:left w:val="single" w:color="D8E0D8" w:sz="4"/>
+              <w:bottom w:val="single" w:color="D8E0D8" w:sz="4"/>
+              <w:right w:val="single" w:color="D8E0D8" w:sz="4"/>
+            </w:tcBorders>
+            <w:shd w:fill="FFFFFF" w:color="auto" w:val="clear"/>
+            <w:tcMar>
+              <w:top w:type="dxa" w:w="60"/>
+              <w:left w:type="dxa" w:w="90"/>
+              <w:bottom w:type="dxa" w:w="60"/>
+              <w:right w:type="dxa" w:w="90"/>
+            </w:tcMar>
+          </w:tcPr>
+          <w:p>
+            <w:pPr>
+              <w:spacing w:after="20"/>
+            </w:pPr>
+            <w:r>
+              <w:rPr>
+                <w:b w:val="false"/>
+                <w:bCs w:val="false"/>
+                <w:color w:val="1F2933"/>
+                <w:sz w:val="19"/>
+                <w:szCs w:val="19"/>
+              </w:rPr>
+              <w:t xml:space="preserve">PBK-02</w:t>
+            </w:r>
+          </w:p>
+        </w:tc>
+        <w:tc>
+          <w:tcPr>
+            <w:tcW w:type="pct" w:w="76%"/>
+            <w:tcBorders>
+              <w:top w:val="single" w:color="D8E0D8" w:sz="4"/>
+              <w:left w:val="single" w:color="D8E0D8" w:sz="4"/>
+              <w:bottom w:val="single" w:color="D8E0D8" w:sz="4"/>
+              <w:right w:val="single" w:color="D8E0D8" w:sz="4"/>
+            </w:tcBorders>
+            <w:shd w:fill="FFFFFF" w:color="auto" w:val="clear"/>
+            <w:tcMar>
+              <w:top w:type="dxa" w:w="60"/>
+              <w:left w:type="dxa" w:w="90"/>
+              <w:bottom w:type="dxa" w:w="60"/>
+              <w:right w:type="dxa" w:w="90"/>
+            </w:tcMar>
+          </w:tcPr>
+          <w:p>
+            <w:pPr>
+              <w:spacing w:after="20"/>
+            </w:pPr>
+            <w:r>
+              <w:rPr>
+                <w:b w:val="false"/>
+                <w:bCs w:val="false"/>
+                <w:color w:val="1F2933"/>
+                <w:sz w:val="19"/>
+                <w:szCs w:val="19"/>
+              </w:rPr>
+              <w:t xml:space="preserve">Users shall create, view, edit, activate/deactivate and delete custom price books.</w:t>
+            </w:r>
+          </w:p>
+        </w:tc>
+        <w:tc>
+          <w:tcPr>
+            <w:tcW w:type="pct" w:w="12%"/>
+            <w:tcBorders>
+              <w:top w:val="single" w:color="D8E0D8" w:sz="4"/>
+              <w:left w:val="single" w:color="D8E0D8" w:sz="4"/>
+              <w:bottom w:val="single" w:color="D8E0D8" w:sz="4"/>
+              <w:right w:val="single" w:color="D8E0D8" w:sz="4"/>
+            </w:tcBorders>
+            <w:shd w:fill="FFFFFF" w:color="auto" w:val="clear"/>
+            <w:tcMar>
+              <w:top w:type="dxa" w:w="60"/>
+              <w:left w:type="dxa" w:w="90"/>
+              <w:bottom w:type="dxa" w:w="60"/>
+              <w:right w:type="dxa" w:w="90"/>
+            </w:tcMar>
+          </w:tcPr>
+          <w:p>
+            <w:pPr>
+              <w:spacing w:after="20"/>
+            </w:pPr>
+            <w:r>
+              <w:rPr>
+                <w:b w:val="false"/>
+                <w:bCs w:val="false"/>
+                <w:color w:val="1F2933"/>
+                <w:sz w:val="19"/>
+                <w:szCs w:val="19"/>
+              </w:rPr>
+              <w:t xml:space="preserve">Must</w:t>
+            </w:r>
+          </w:p>
+        </w:tc>
+      </w:tr>
+      <w:tr>
+        <w:tc>
+          <w:tcPr>
+            <w:tcW w:type="pct" w:w="12%"/>
+            <w:tcBorders>
+              <w:top w:val="single" w:color="D8E0D8" w:sz="4"/>
+              <w:left w:val="single" w:color="D8E0D8" w:sz="4"/>
+              <w:bottom w:val="single" w:color="D8E0D8" w:sz="4"/>
+              <w:right w:val="single" w:color="D8E0D8" w:sz="4"/>
+            </w:tcBorders>
+            <w:shd w:fill="F4F8F4" w:color="auto" w:val="clear"/>
+            <w:tcMar>
+              <w:top w:type="dxa" w:w="60"/>
+              <w:left w:type="dxa" w:w="90"/>
+              <w:bottom w:type="dxa" w:w="60"/>
+              <w:right w:type="dxa" w:w="90"/>
+            </w:tcMar>
+          </w:tcPr>
+          <w:p>
+            <w:pPr>
+              <w:spacing w:after="20"/>
+            </w:pPr>
+            <w:r>
+              <w:rPr>
+                <w:b w:val="false"/>
+                <w:bCs w:val="false"/>
+                <w:color w:val="1F2933"/>
+                <w:sz w:val="19"/>
+                <w:szCs w:val="19"/>
+              </w:rPr>
+              <w:t xml:space="preserve">PBK-03</w:t>
+            </w:r>
+          </w:p>
+        </w:tc>
+        <w:tc>
+          <w:tcPr>
+            <w:tcW w:type="pct" w:w="76%"/>
+            <w:tcBorders>
+              <w:top w:val="single" w:color="D8E0D8" w:sz="4"/>
+              <w:left w:val="single" w:color="D8E0D8" w:sz="4"/>
+              <w:bottom w:val="single" w:color="D8E0D8" w:sz="4"/>
+              <w:right w:val="single" w:color="D8E0D8" w:sz="4"/>
+            </w:tcBorders>
+            <w:shd w:fill="F4F8F4" w:color="auto" w:val="clear"/>
+            <w:tcMar>
+              <w:top w:type="dxa" w:w="60"/>
+              <w:left w:type="dxa" w:w="90"/>
+              <w:bottom w:type="dxa" w:w="60"/>
+              <w:right w:type="dxa" w:w="90"/>
+            </w:tcMar>
+          </w:tcPr>
+          <w:p>
+            <w:pPr>
+              <w:spacing w:after="20"/>
+            </w:pPr>
+            <w:r>
+              <w:rPr>
+                <w:b w:val="false"/>
+                <w:bCs w:val="false"/>
+                <w:color w:val="1F2933"/>
+                <w:sz w:val="19"/>
+                <w:szCs w:val="19"/>
+              </w:rPr>
+              <w:t xml:space="preserve">A product's Standard Price shall be represented as its entry in the Standard Price Book and kept in sync with the product's Standard Price.</w:t>
+            </w:r>
+          </w:p>
+        </w:tc>
+        <w:tc>
+          <w:tcPr>
+            <w:tcW w:type="pct" w:w="12%"/>
+            <w:tcBorders>
+              <w:top w:val="single" w:color="D8E0D8" w:sz="4"/>
+              <w:left w:val="single" w:color="D8E0D8" w:sz="4"/>
+              <w:bottom w:val="single" w:color="D8E0D8" w:sz="4"/>
+              <w:right w:val="single" w:color="D8E0D8" w:sz="4"/>
+            </w:tcBorders>
+            <w:shd w:fill="F4F8F4" w:color="auto" w:val="clear"/>
+            <w:tcMar>
+              <w:top w:type="dxa" w:w="60"/>
+              <w:left w:type="dxa" w:w="90"/>
+              <w:bottom w:type="dxa" w:w="60"/>
+              <w:right w:type="dxa" w:w="90"/>
+            </w:tcMar>
+          </w:tcPr>
+          <w:p>
+            <w:pPr>
+              <w:spacing w:after="20"/>
+            </w:pPr>
+            <w:r>
+              <w:rPr>
+                <w:b w:val="false"/>
+                <w:bCs w:val="false"/>
+                <w:color w:val="1F2933"/>
+                <w:sz w:val="19"/>
+                <w:szCs w:val="19"/>
+              </w:rPr>
+              <w:t xml:space="preserve">Must</w:t>
+            </w:r>
+          </w:p>
+        </w:tc>
+      </w:tr>
+      <w:tr>
+        <w:tc>
+          <w:tcPr>
+            <w:tcW w:type="pct" w:w="12%"/>
+            <w:tcBorders>
+              <w:top w:val="single" w:color="D8E0D8" w:sz="4"/>
+              <w:left w:val="single" w:color="D8E0D8" w:sz="4"/>
+              <w:bottom w:val="single" w:color="D8E0D8" w:sz="4"/>
+              <w:right w:val="single" w:color="D8E0D8" w:sz="4"/>
+            </w:tcBorders>
+            <w:shd w:fill="FFFFFF" w:color="auto" w:val="clear"/>
+            <w:tcMar>
+              <w:top w:type="dxa" w:w="60"/>
+              <w:left w:type="dxa" w:w="90"/>
+              <w:bottom w:type="dxa" w:w="60"/>
+              <w:right w:type="dxa" w:w="90"/>
+            </w:tcMar>
+          </w:tcPr>
+          <w:p>
+            <w:pPr>
+              <w:spacing w:after="20"/>
+            </w:pPr>
+            <w:r>
+              <w:rPr>
+                <w:b w:val="false"/>
+                <w:bCs w:val="false"/>
+                <w:color w:val="1F2933"/>
+                <w:sz w:val="19"/>
+                <w:szCs w:val="19"/>
+              </w:rPr>
+              <w:t xml:space="preserve">PBK-04</w:t>
+            </w:r>
+          </w:p>
+        </w:tc>
+        <w:tc>
+          <w:tcPr>
+            <w:tcW w:type="pct" w:w="76%"/>
+            <w:tcBorders>
+              <w:top w:val="single" w:color="D8E0D8" w:sz="4"/>
+              <w:left w:val="single" w:color="D8E0D8" w:sz="4"/>
+              <w:bottom w:val="single" w:color="D8E0D8" w:sz="4"/>
+              <w:right w:val="single" w:color="D8E0D8" w:sz="4"/>
+            </w:tcBorders>
+            <w:shd w:fill="FFFFFF" w:color="auto" w:val="clear"/>
+            <w:tcMar>
+              <w:top w:type="dxa" w:w="60"/>
+              <w:left w:type="dxa" w:w="90"/>
+              <w:bottom w:type="dxa" w:w="60"/>
+              <w:right w:type="dxa" w:w="90"/>
+            </w:tcMar>
+          </w:tcPr>
+          <w:p>
+            <w:pPr>
+              <w:spacing w:after="20"/>
+            </w:pPr>
+            <w:r>
+              <w:rPr>
+                <w:b w:val="false"/>
+                <w:bCs w:val="false"/>
+                <w:color w:val="1F2933"/>
+                <w:sz w:val="19"/>
+                <w:szCs w:val="19"/>
+              </w:rPr>
+              <w:t xml:space="preserve">A product shall have a Standard Price entry before it can be added to any custom price book.</w:t>
+            </w:r>
+          </w:p>
+        </w:tc>
+        <w:tc>
+          <w:tcPr>
+            <w:tcW w:type="pct" w:w="12%"/>
+            <w:tcBorders>
+              <w:top w:val="single" w:color="D8E0D8" w:sz="4"/>
+              <w:left w:val="single" w:color="D8E0D8" w:sz="4"/>
+              <w:bottom w:val="single" w:color="D8E0D8" w:sz="4"/>
+              <w:right w:val="single" w:color="D8E0D8" w:sz="4"/>
+            </w:tcBorders>
+            <w:shd w:fill="FFFFFF" w:color="auto" w:val="clear"/>
+            <w:tcMar>
+              <w:top w:type="dxa" w:w="60"/>
+              <w:left w:type="dxa" w:w="90"/>
+              <w:bottom w:type="dxa" w:w="60"/>
+              <w:right w:type="dxa" w:w="90"/>
+            </w:tcMar>
+          </w:tcPr>
+          <w:p>
+            <w:pPr>
+              <w:spacing w:after="20"/>
+            </w:pPr>
+            <w:r>
+              <w:rPr>
+                <w:b w:val="false"/>
+                <w:bCs w:val="false"/>
+                <w:color w:val="1F2933"/>
+                <w:sz w:val="19"/>
+                <w:szCs w:val="19"/>
+              </w:rPr>
+              <w:t xml:space="preserve">Must</w:t>
+            </w:r>
+          </w:p>
+        </w:tc>
+      </w:tr>
+      <w:tr>
+        <w:tc>
+          <w:tcPr>
+            <w:tcW w:type="pct" w:w="12%"/>
+            <w:tcBorders>
+              <w:top w:val="single" w:color="D8E0D8" w:sz="4"/>
+              <w:left w:val="single" w:color="D8E0D8" w:sz="4"/>
+              <w:bottom w:val="single" w:color="D8E0D8" w:sz="4"/>
+              <w:right w:val="single" w:color="D8E0D8" w:sz="4"/>
+            </w:tcBorders>
+            <w:shd w:fill="F4F8F4" w:color="auto" w:val="clear"/>
+            <w:tcMar>
+              <w:top w:type="dxa" w:w="60"/>
+              <w:left w:type="dxa" w:w="90"/>
+              <w:bottom w:type="dxa" w:w="60"/>
+              <w:right w:type="dxa" w:w="90"/>
+            </w:tcMar>
+          </w:tcPr>
+          <w:p>
+            <w:pPr>
+              <w:spacing w:after="20"/>
+            </w:pPr>
+            <w:r>
+              <w:rPr>
+                <w:b w:val="false"/>
+                <w:bCs w:val="false"/>
+                <w:color w:val="1F2933"/>
+                <w:sz w:val="19"/>
+                <w:szCs w:val="19"/>
+              </w:rPr>
+              <w:t xml:space="preserve">PBK-05</w:t>
+            </w:r>
+          </w:p>
+        </w:tc>
+        <w:tc>
+          <w:tcPr>
+            <w:tcW w:type="pct" w:w="76%"/>
+            <w:tcBorders>
+              <w:top w:val="single" w:color="D8E0D8" w:sz="4"/>
+              <w:left w:val="single" w:color="D8E0D8" w:sz="4"/>
+              <w:bottom w:val="single" w:color="D8E0D8" w:sz="4"/>
+              <w:right w:val="single" w:color="D8E0D8" w:sz="4"/>
+            </w:tcBorders>
+            <w:shd w:fill="F4F8F4" w:color="auto" w:val="clear"/>
+            <w:tcMar>
+              <w:top w:type="dxa" w:w="60"/>
+              <w:left w:type="dxa" w:w="90"/>
+              <w:bottom w:type="dxa" w:w="60"/>
+              <w:right w:type="dxa" w:w="90"/>
+            </w:tcMar>
+          </w:tcPr>
+          <w:p>
+            <w:pPr>
+              <w:spacing w:after="20"/>
+            </w:pPr>
+            <w:r>
+              <w:rPr>
+                <w:b w:val="false"/>
+                <w:bCs w:val="false"/>
+                <w:color w:val="1F2933"/>
+                <w:sz w:val="19"/>
+                <w:szCs w:val="19"/>
+              </w:rPr>
+              <w:t xml:space="preserve">The system shall enforce at most one price book entry per product per price book.</w:t>
+            </w:r>
+          </w:p>
+        </w:tc>
+        <w:tc>
+          <w:tcPr>
+            <w:tcW w:type="pct" w:w="12%"/>
+            <w:tcBorders>
+              <w:top w:val="single" w:color="D8E0D8" w:sz="4"/>
+              <w:left w:val="single" w:color="D8E0D8" w:sz="4"/>
+              <w:bottom w:val="single" w:color="D8E0D8" w:sz="4"/>
+              <w:right w:val="single" w:color="D8E0D8" w:sz="4"/>
+            </w:tcBorders>
+            <w:shd w:fill="F4F8F4" w:color="auto" w:val="clear"/>
+            <w:tcMar>
+              <w:top w:type="dxa" w:w="60"/>
+              <w:left w:type="dxa" w:w="90"/>
+              <w:bottom w:type="dxa" w:w="60"/>
+              <w:right w:type="dxa" w:w="90"/>
+            </w:tcMar>
+          </w:tcPr>
+          <w:p>
+            <w:pPr>
+              <w:spacing w:after="20"/>
+            </w:pPr>
+            <w:r>
+              <w:rPr>
+                <w:b w:val="false"/>
+                <w:bCs w:val="false"/>
+                <w:color w:val="1F2933"/>
+                <w:sz w:val="19"/>
+                <w:szCs w:val="19"/>
+              </w:rPr>
+              <w:t xml:space="preserve">Must</w:t>
+            </w:r>
+          </w:p>
+        </w:tc>
+      </w:tr>
+      <w:tr>
+        <w:tc>
+          <w:tcPr>
+            <w:tcW w:type="pct" w:w="12%"/>
+            <w:tcBorders>
+              <w:top w:val="single" w:color="D8E0D8" w:sz="4"/>
+              <w:left w:val="single" w:color="D8E0D8" w:sz="4"/>
+              <w:bottom w:val="single" w:color="D8E0D8" w:sz="4"/>
+              <w:right w:val="single" w:color="D8E0D8" w:sz="4"/>
+            </w:tcBorders>
+            <w:shd w:fill="FFFFFF" w:color="auto" w:val="clear"/>
+            <w:tcMar>
+              <w:top w:type="dxa" w:w="60"/>
+              <w:left w:type="dxa" w:w="90"/>
+              <w:bottom w:type="dxa" w:w="60"/>
+              <w:right w:type="dxa" w:w="90"/>
+            </w:tcMar>
+          </w:tcPr>
+          <w:p>
+            <w:pPr>
+              <w:spacing w:after="20"/>
+            </w:pPr>
+            <w:r>
+              <w:rPr>
+                <w:b w:val="false"/>
+                <w:bCs w:val="false"/>
+                <w:color w:val="1F2933"/>
+                <w:sz w:val="19"/>
+                <w:szCs w:val="19"/>
+              </w:rPr>
+              <w:t xml:space="preserve">PBK-06</w:t>
+            </w:r>
+          </w:p>
+        </w:tc>
+        <w:tc>
+          <w:tcPr>
+            <w:tcW w:type="pct" w:w="76%"/>
+            <w:tcBorders>
+              <w:top w:val="single" w:color="D8E0D8" w:sz="4"/>
+              <w:left w:val="single" w:color="D8E0D8" w:sz="4"/>
+              <w:bottom w:val="single" w:color="D8E0D8" w:sz="4"/>
+              <w:right w:val="single" w:color="D8E0D8" w:sz="4"/>
+            </w:tcBorders>
+            <w:shd w:fill="FFFFFF" w:color="auto" w:val="clear"/>
+            <w:tcMar>
+              <w:top w:type="dxa" w:w="60"/>
+              <w:left w:type="dxa" w:w="90"/>
+              <w:bottom w:type="dxa" w:w="60"/>
+              <w:right w:type="dxa" w:w="90"/>
+            </w:tcMar>
+          </w:tcPr>
+          <w:p>
+            <w:pPr>
+              <w:spacing w:after="20"/>
+            </w:pPr>
+            <w:r>
+              <w:rPr>
+                <w:b w:val="false"/>
+                <w:bCs w:val="false"/>
+                <w:color w:val="1F2933"/>
+                <w:sz w:val="19"/>
+                <w:szCs w:val="19"/>
+              </w:rPr>
+              <w:t xml:space="preserve">Users shall add, edit (list price) and remove product entries within a price book.</w:t>
             </w:r>
           </w:p>
         </w:tc>
@@ -8386,7 +9389,7 @@
           <w:sz w:val="21"/>
           <w:szCs w:val="21"/>
         </w:rPr>
-        <w:t xml:space="preserve">Quote number, version, status, related opportunity/account/contact, line items, discount, tax, subtotal, total, valid-until date, notes, created-by, latest-version flag.</w:t>
+        <w:t xml:space="preserve">Quote number, version, status, related opportunity/account/contact, price book, line items (with originating price book entry), discount, tax, subtotal, total, valid-until date, notes, created-by, latest-version flag.</w:t>
       </w:r>
     </w:p>
     <w:p>
@@ -8690,7 +9693,7 @@
                 <w:sz w:val="19"/>
                 <w:szCs w:val="19"/>
               </w:rPr>
-              <w:t xml:space="preserve">The system shall auto-number quotes and maintain a version number per quote family.</w:t>
+              <w:t xml:space="preserve">Users shall select a price book for a quote; line-item prices shall default from the chosen book's entries, with manual override allowed.</w:t>
             </w:r>
           </w:p>
         </w:tc>
@@ -8791,7 +9794,7 @@
                 <w:sz w:val="19"/>
                 <w:szCs w:val="19"/>
               </w:rPr>
-              <w:t xml:space="preserve">Users shall revise a quote, creating a new draft version while preserving prior versions as read-only.</w:t>
+              <w:t xml:space="preserve">The system shall auto-number quotes and maintain a version number per quote family.</w:t>
             </w:r>
           </w:p>
         </w:tc>
@@ -8892,7 +9895,7 @@
                 <w:sz w:val="19"/>
                 <w:szCs w:val="19"/>
               </w:rPr>
-              <w:t xml:space="preserve">Revision shall always act on the selected quote without prompting the user to choose which quote to revise.</w:t>
+              <w:t xml:space="preserve">Users shall revise a quote, creating a new draft version while preserving prior versions as read-only.</w:t>
             </w:r>
           </w:p>
         </w:tc>
@@ -8993,7 +9996,7 @@
                 <w:sz w:val="19"/>
                 <w:szCs w:val="19"/>
               </w:rPr>
-              <w:t xml:space="preserve">Only the latest version of a draft or sent quote shall be editable; superseded versions shall be read-only.</w:t>
+              <w:t xml:space="preserve">Revision shall always act on the selected quote without prompting the user to choose which quote to revise.</w:t>
             </w:r>
           </w:p>
         </w:tc>
@@ -9094,7 +10097,7 @@
                 <w:sz w:val="19"/>
                 <w:szCs w:val="19"/>
               </w:rPr>
-              <w:t xml:space="preserve">Users shall clone an existing quote into a new record (optionally for a different account).</w:t>
+              <w:t xml:space="preserve">Only the latest version of a draft or sent quote shall be editable; superseded versions shall be read-only.</w:t>
             </w:r>
           </w:p>
         </w:tc>
@@ -9195,7 +10198,7 @@
                 <w:sz w:val="19"/>
                 <w:szCs w:val="19"/>
               </w:rPr>
-              <w:t xml:space="preserve">The system shall generate a professional PDF of a quote.</w:t>
+              <w:t xml:space="preserve">Users shall clone an existing quote into a new record (optionally for a different account).</w:t>
             </w:r>
           </w:p>
         </w:tc>
@@ -9296,7 +10299,7 @@
                 <w:sz w:val="19"/>
                 <w:szCs w:val="19"/>
               </w:rPr>
-              <w:t xml:space="preserve">Users shall send a quote (PDF) by email to the related contact.</w:t>
+              <w:t xml:space="preserve">The system shall generate a professional PDF of a quote.</w:t>
             </w:r>
           </w:p>
         </w:tc>
@@ -9397,7 +10400,7 @@
                 <w:sz w:val="19"/>
                 <w:szCs w:val="19"/>
               </w:rPr>
-              <w:t xml:space="preserve">Users shall convert an accepted quote into an order.</w:t>
+              <w:t xml:space="preserve">Users shall send a quote (PDF) by email to the related contact.</w:t>
             </w:r>
           </w:p>
         </w:tc>
@@ -9498,6 +10501,107 @@
                 <w:sz w:val="19"/>
                 <w:szCs w:val="19"/>
               </w:rPr>
+              <w:t xml:space="preserve">Users shall convert an accepted quote into an order.</w:t>
+            </w:r>
+          </w:p>
+        </w:tc>
+        <w:tc>
+          <w:tcPr>
+            <w:tcW w:type="pct" w:w="12%"/>
+            <w:tcBorders>
+              <w:top w:val="single" w:color="D8E0D8" w:sz="4"/>
+              <w:left w:val="single" w:color="D8E0D8" w:sz="4"/>
+              <w:bottom w:val="single" w:color="D8E0D8" w:sz="4"/>
+              <w:right w:val="single" w:color="D8E0D8" w:sz="4"/>
+            </w:tcBorders>
+            <w:shd w:fill="F4F8F4" w:color="auto" w:val="clear"/>
+            <w:tcMar>
+              <w:top w:type="dxa" w:w="60"/>
+              <w:left w:type="dxa" w:w="90"/>
+              <w:bottom w:type="dxa" w:w="60"/>
+              <w:right w:type="dxa" w:w="90"/>
+            </w:tcMar>
+          </w:tcPr>
+          <w:p>
+            <w:pPr>
+              <w:spacing w:after="20"/>
+            </w:pPr>
+            <w:r>
+              <w:rPr>
+                <w:b w:val="false"/>
+                <w:bCs w:val="false"/>
+                <w:color w:val="1F2933"/>
+                <w:sz w:val="19"/>
+                <w:szCs w:val="19"/>
+              </w:rPr>
+              <w:t xml:space="preserve">Must</w:t>
+            </w:r>
+          </w:p>
+        </w:tc>
+      </w:tr>
+      <w:tr>
+        <w:tc>
+          <w:tcPr>
+            <w:tcW w:type="pct" w:w="12%"/>
+            <w:tcBorders>
+              <w:top w:val="single" w:color="D8E0D8" w:sz="4"/>
+              <w:left w:val="single" w:color="D8E0D8" w:sz="4"/>
+              <w:bottom w:val="single" w:color="D8E0D8" w:sz="4"/>
+              <w:right w:val="single" w:color="D8E0D8" w:sz="4"/>
+            </w:tcBorders>
+            <w:shd w:fill="FFFFFF" w:color="auto" w:val="clear"/>
+            <w:tcMar>
+              <w:top w:type="dxa" w:w="60"/>
+              <w:left w:type="dxa" w:w="90"/>
+              <w:bottom w:type="dxa" w:w="60"/>
+              <w:right w:type="dxa" w:w="90"/>
+            </w:tcMar>
+          </w:tcPr>
+          <w:p>
+            <w:pPr>
+              <w:spacing w:after="20"/>
+            </w:pPr>
+            <w:r>
+              <w:rPr>
+                <w:b w:val="false"/>
+                <w:bCs w:val="false"/>
+                <w:color w:val="1F2933"/>
+                <w:sz w:val="19"/>
+                <w:szCs w:val="19"/>
+              </w:rPr>
+              <w:t xml:space="preserve">QUOTE-11</w:t>
+            </w:r>
+          </w:p>
+        </w:tc>
+        <w:tc>
+          <w:tcPr>
+            <w:tcW w:type="pct" w:w="76%"/>
+            <w:tcBorders>
+              <w:top w:val="single" w:color="D8E0D8" w:sz="4"/>
+              <w:left w:val="single" w:color="D8E0D8" w:sz="4"/>
+              <w:bottom w:val="single" w:color="D8E0D8" w:sz="4"/>
+              <w:right w:val="single" w:color="D8E0D8" w:sz="4"/>
+            </w:tcBorders>
+            <w:shd w:fill="FFFFFF" w:color="auto" w:val="clear"/>
+            <w:tcMar>
+              <w:top w:type="dxa" w:w="60"/>
+              <w:left w:type="dxa" w:w="90"/>
+              <w:bottom w:type="dxa" w:w="60"/>
+              <w:right w:type="dxa" w:w="90"/>
+            </w:tcMar>
+          </w:tcPr>
+          <w:p>
+            <w:pPr>
+              <w:spacing w:after="20"/>
+            </w:pPr>
+            <w:r>
+              <w:rPr>
+                <w:b w:val="false"/>
+                <w:bCs w:val="false"/>
+                <w:color w:val="1F2933"/>
+                <w:sz w:val="19"/>
+                <w:szCs w:val="19"/>
+              </w:rPr>
               <w:t xml:space="preserve">Quotes meeting configured thresholds shall route through the approval workflow.</w:t>
             </w:r>
           </w:p>
@@ -9511,7 +10615,7 @@
               <w:bottom w:val="single" w:color="D8E0D8" w:sz="4"/>
               <w:right w:val="single" w:color="D8E0D8" w:sz="4"/>
             </w:tcBorders>
-            <w:shd w:fill="F4F8F4" w:color="auto" w:val="clear"/>
+            <w:shd w:fill="FFFFFF" w:color="auto" w:val="clear"/>
             <w:tcMar>
               <w:top w:type="dxa" w:w="60"/>
               <w:left w:type="dxa" w:w="90"/>
